--- a/static/downloads/es/docx/layer-1/onboarding-protocol.docx
+++ b/static/downloads/es/docx/layer-1/onboarding-protocol.docx
@@ -87,7 +87,7 @@
         <w:t xml:space="preserve"> </w:t>
       </w:r>
       <w:r>
-        <w:t xml:space="preserve">2026-06-26</w:t>
+        <w:t xml:space="preserve">2026-07-07</w:t>
       </w:r>
     </w:p>
     <w:p>
@@ -321,8 +321,14 @@
     </w:p>
     <w:p>
       <w:pPr>
-        <w:pStyle w:val="BlockText"/>
-      </w:pPr>
+        <w:pStyle w:val="BodyText"/>
+      </w:pPr>
+      <w:r>
+        <w:t xml:space="preserve">&gt;</w:t>
+      </w:r>
+      <w:r>
+        <w:t xml:space="preserve"> </w:t>
+      </w:r>
       <w:r>
         <w:rPr>
           <w:b/>
@@ -330,19 +336,29 @@
         </w:rPr>
         <w:t xml:space="preserve">Justificación — ¿Por qué documentar quién puede entrar</w:t>
       </w:r>
-    </w:p>
-    <w:p>
-      <w:pPr>
-        <w:pStyle w:val="BlockText"/>
-      </w:pPr>
-      <w:r>
-        <w:t xml:space="preserve">La admisión es el momento en que una persona desconocida queda vinculada por — y protegida por — las reglas de la comunidad. Si los criterios son informales, la decisión se reduce a quién le cae bien al solicitante en ese momento. Los criterios escritos hacen de la admisión un acto de gobernanza, no un favor social, y hacen que un rechazo sea defendible con fundamentos que la comunidad puede señalar.</w:t>
-      </w:r>
-    </w:p>
-    <w:p>
-      <w:pPr>
-        <w:pStyle w:val="BlockText"/>
-      </w:pPr>
+      <w:r>
+        <w:t xml:space="preserve"> </w:t>
+      </w:r>
+      <w:r>
+        <w:t xml:space="preserve">&gt;</w:t>
+      </w:r>
+      <w:r>
+        <w:t xml:space="preserve"> </w:t>
+      </w:r>
+      <w:r>
+        <w:t xml:space="preserve">&gt; La admisión es el momento en que una persona desconocida queda vinculada por — y protegida por — las reglas de la comunidad. Si los criterios son informales, la decisión se reduce a quién le cae bien al solicitante en ese momento. Los criterios escritos hacen de la admisión un acto de gobernanza, no un favor social, y hacen que un rechazo sea defendible con fundamentos que la comunidad puede señalar.</w:t>
+      </w:r>
+    </w:p>
+    <w:p>
+      <w:pPr>
+        <w:pStyle w:val="BodyText"/>
+      </w:pPr>
+      <w:r>
+        <w:t xml:space="preserve">&gt;</w:t>
+      </w:r>
+      <w:r>
+        <w:t xml:space="preserve"> </w:t>
+      </w:r>
       <w:r>
         <w:rPr>
           <w:b/>
@@ -350,13 +366,17 @@
         </w:rPr>
         <w:t xml:space="preserve">Instrucciones — Cómo completar esta sección</w:t>
       </w:r>
-    </w:p>
-    <w:p>
-      <w:pPr>
-        <w:pStyle w:val="BlockText"/>
-      </w:pPr>
-      <w:r>
-        <w:t xml:space="preserve">Indica las condiciones explícitas bajo las cuales un solicitante puede ser admitido. Cada criterio debería ser verificable a partir de la propia solicitud o mediante una comprobación externa.</w:t>
+      <w:r>
+        <w:t xml:space="preserve"> </w:t>
+      </w:r>
+      <w:r>
+        <w:t xml:space="preserve">&gt;</w:t>
+      </w:r>
+      <w:r>
+        <w:t xml:space="preserve"> </w:t>
+      </w:r>
+      <w:r>
+        <w:t xml:space="preserve">&gt; Indica las condiciones explícitas bajo las cuales un solicitante puede ser admitido. Cada criterio debería ser verificable a partir de la propia solicitud o mediante una comprobación externa.</w:t>
       </w:r>
     </w:p>
     <w:p>
@@ -488,8 +508,14 @@
     </w:p>
     <w:p>
       <w:pPr>
-        <w:pStyle w:val="BlockText"/>
-      </w:pPr>
+        <w:pStyle w:val="BodyText"/>
+      </w:pPr>
+      <w:r>
+        <w:t xml:space="preserve">&gt;</w:t>
+      </w:r>
+      <w:r>
+        <w:t xml:space="preserve"> </w:t>
+      </w:r>
       <w:r>
         <w:rPr>
           <w:b/>
@@ -497,19 +523,29 @@
         </w:rPr>
         <w:t xml:space="preserve">Justificación — ¿Por qué hacer del proceso una secuencia fija</w:t>
       </w:r>
-    </w:p>
-    <w:p>
-      <w:pPr>
-        <w:pStyle w:val="BlockText"/>
-      </w:pPr>
-      <w:r>
-        <w:t xml:space="preserve">El consentimiento a la gobernanza solo tiene sentido si el miembro realmente ha visto la gobernanza. Una secuencia fija — revisión, consentimiento, configuración técnica — garantiza que cada Miembro Pleno cruzó el mismo umbral en el mismo orden, de modo que nadie accede a derechos plenos sin haber conocido las restricciones que los acompañan.</w:t>
-      </w:r>
-    </w:p>
-    <w:p>
-      <w:pPr>
-        <w:pStyle w:val="BlockText"/>
-      </w:pPr>
+      <w:r>
+        <w:t xml:space="preserve"> </w:t>
+      </w:r>
+      <w:r>
+        <w:t xml:space="preserve">&gt;</w:t>
+      </w:r>
+      <w:r>
+        <w:t xml:space="preserve"> </w:t>
+      </w:r>
+      <w:r>
+        <w:t xml:space="preserve">&gt; El consentimiento a la gobernanza solo tiene sentido si el miembro realmente ha visto la gobernanza. Una secuencia fija — revisión, consentimiento, configuración técnica — garantiza que cada Miembro Pleno cruzó el mismo umbral en el mismo orden, de modo que nadie accede a derechos plenos sin haber conocido las restricciones que los acompañan.</w:t>
+      </w:r>
+    </w:p>
+    <w:p>
+      <w:pPr>
+        <w:pStyle w:val="BodyText"/>
+      </w:pPr>
+      <w:r>
+        <w:t xml:space="preserve">&gt;</w:t>
+      </w:r>
+      <w:r>
+        <w:t xml:space="preserve"> </w:t>
+      </w:r>
       <w:r>
         <w:rPr>
           <w:b/>
@@ -517,13 +553,17 @@
         </w:rPr>
         <w:t xml:space="preserve">Instrucciones — Cómo completar esta sección</w:t>
       </w:r>
-    </w:p>
-    <w:p>
-      <w:pPr>
-        <w:pStyle w:val="BlockText"/>
-      </w:pPr>
-      <w:r>
-        <w:t xml:space="preserve">Enumera los pasos ordenados que cada nuevo miembro debe completar para pasar de solicitante a Miembro Pleno. Incluye pasos explícitos de consentimiento y cualquier aprovisionamiento de herramientas o acceso requerido.</w:t>
+      <w:r>
+        <w:t xml:space="preserve"> </w:t>
+      </w:r>
+      <w:r>
+        <w:t xml:space="preserve">&gt;</w:t>
+      </w:r>
+      <w:r>
+        <w:t xml:space="preserve"> </w:t>
+      </w:r>
+      <w:r>
+        <w:t xml:space="preserve">&gt; Enumera los pasos ordenados que cada nuevo miembro debe completar para pasar de solicitante a Miembro Pleno. Incluye pasos explícitos de consentimiento y cualquier aprovisionamiento de herramientas o acceso requerido.</w:t>
       </w:r>
     </w:p>
     <w:p>
@@ -687,8 +727,14 @@
     </w:p>
     <w:p>
       <w:pPr>
-        <w:pStyle w:val="BlockText"/>
-      </w:pPr>
+        <w:pStyle w:val="BodyText"/>
+      </w:pPr>
+      <w:r>
+        <w:t xml:space="preserve">&gt;</w:t>
+      </w:r>
+      <w:r>
+        <w:t xml:space="preserve"> </w:t>
+      </w:r>
       <w:r>
         <w:rPr>
           <w:b/>
@@ -696,13 +742,17 @@
         </w:rPr>
         <w:t xml:space="preserve">Justificación — ¿Por qué asignar un estado al final de la incorporación</w:t>
       </w:r>
-    </w:p>
-    <w:p>
-      <w:pPr>
-        <w:pStyle w:val="BlockText"/>
-      </w:pPr>
-      <w:r>
-        <w:t xml:space="preserve">Entre</w:t>
+      <w:r>
+        <w:t xml:space="preserve"> </w:t>
+      </w:r>
+      <w:r>
+        <w:t xml:space="preserve">&gt;</w:t>
+      </w:r>
+      <w:r>
+        <w:t xml:space="preserve"> </w:t>
+      </w:r>
+      <w:r>
+        <w:t xml:space="preserve">&gt; Entre</w:t>
       </w:r>
       <w:r>
         <w:t xml:space="preserve"> </w:t>
@@ -731,8 +781,14 @@
     </w:p>
     <w:p>
       <w:pPr>
-        <w:pStyle w:val="BlockText"/>
-      </w:pPr>
+        <w:pStyle w:val="BodyText"/>
+      </w:pPr>
+      <w:r>
+        <w:t xml:space="preserve">&gt;</w:t>
+      </w:r>
+      <w:r>
+        <w:t xml:space="preserve"> </w:t>
+      </w:r>
       <w:r>
         <w:rPr>
           <w:b/>
@@ -740,13 +796,17 @@
         </w:rPr>
         <w:t xml:space="preserve">Instrucciones — Cómo completar esta sección</w:t>
       </w:r>
-    </w:p>
-    <w:p>
-      <w:pPr>
-        <w:pStyle w:val="BlockText"/>
-      </w:pPr>
-      <w:r>
-        <w:t xml:space="preserve">Indica los estados de membresía por los que transita un miembro durante la incorporación, y qué desencadena cada transición. Consulta el Registro de Estados de Membresía.</w:t>
+      <w:r>
+        <w:t xml:space="preserve"> </w:t>
+      </w:r>
+      <w:r>
+        <w:t xml:space="preserve">&gt;</w:t>
+      </w:r>
+      <w:r>
+        <w:t xml:space="preserve"> </w:t>
+      </w:r>
+      <w:r>
+        <w:t xml:space="preserve">&gt; Indica los estados de membresía por los que transita un miembro durante la incorporación, y qué desencadena cada transición. Consulta el Registro de Estados de Membresía.</w:t>
       </w:r>
     </w:p>
     <w:p>
@@ -906,8 +966,14 @@
     </w:p>
     <w:p>
       <w:pPr>
-        <w:pStyle w:val="BlockText"/>
-      </w:pPr>
+        <w:pStyle w:val="BodyText"/>
+      </w:pPr>
+      <w:r>
+        <w:t xml:space="preserve">&gt;</w:t>
+      </w:r>
+      <w:r>
+        <w:t xml:space="preserve"> </w:t>
+      </w:r>
       <w:r>
         <w:rPr>
           <w:b/>
@@ -915,19 +981,29 @@
         </w:rPr>
         <w:t xml:space="preserve">Justificación — ¿Por qué delimitar el periodo de prueba</w:t>
       </w:r>
-    </w:p>
-    <w:p>
-      <w:pPr>
-        <w:pStyle w:val="BlockText"/>
-      </w:pPr>
-      <w:r>
-        <w:t xml:space="preserve">Un periodo de prueba sin límite es una membresía de segunda clase que nunca termina — todas las obligaciones, menos derechos. Fijar la duración, los criterios y el camino en caso de fallo obliga a un punto de decisión: o el nuevo miembro pasa a pleno derecho o se ejecuta una salida definida. Esto evita que el estado de prueba se convierta en un limbo permanente.</w:t>
-      </w:r>
-    </w:p>
-    <w:p>
-      <w:pPr>
-        <w:pStyle w:val="BlockText"/>
-      </w:pPr>
+      <w:r>
+        <w:t xml:space="preserve"> </w:t>
+      </w:r>
+      <w:r>
+        <w:t xml:space="preserve">&gt;</w:t>
+      </w:r>
+      <w:r>
+        <w:t xml:space="preserve"> </w:t>
+      </w:r>
+      <w:r>
+        <w:t xml:space="preserve">&gt; Un periodo de prueba sin límite es una membresía de segunda clase que nunca termina — todas las obligaciones, menos derechos. Fijar la duración, los criterios y el camino en caso de fallo obliga a un punto de decisión: o el nuevo miembro pasa a pleno derecho o se ejecuta una salida definida. Esto evita que el estado de prueba se convierta en un limbo permanente.</w:t>
+      </w:r>
+    </w:p>
+    <w:p>
+      <w:pPr>
+        <w:pStyle w:val="BodyText"/>
+      </w:pPr>
+      <w:r>
+        <w:t xml:space="preserve">&gt;</w:t>
+      </w:r>
+      <w:r>
+        <w:t xml:space="preserve"> </w:t>
+      </w:r>
       <w:r>
         <w:rPr>
           <w:b/>
@@ -935,13 +1011,17 @@
         </w:rPr>
         <w:t xml:space="preserve">Instrucciones — Cómo completar esta sección</w:t>
       </w:r>
-    </w:p>
-    <w:p>
-      <w:pPr>
-        <w:pStyle w:val="BlockText"/>
-      </w:pPr>
-      <w:r>
-        <w:t xml:space="preserve">Define la duración, los criterios de evaluación, la decisión de transición, el periodo de gracia, el camino en caso de fallo y cualquier regla de extensión. Los derechos durante la prueba se definen en el Registro de Estados de Membresía.</w:t>
+      <w:r>
+        <w:t xml:space="preserve"> </w:t>
+      </w:r>
+      <w:r>
+        <w:t xml:space="preserve">&gt;</w:t>
+      </w:r>
+      <w:r>
+        <w:t xml:space="preserve"> </w:t>
+      </w:r>
+      <w:r>
+        <w:t xml:space="preserve">&gt; Define la duración, los criterios de evaluación, la decisión de transición, el periodo de gracia, el camino en caso de fallo y cualquier regla de extensión. Los derechos durante la prueba se definen en el Registro de Estados de Membresía.</w:t>
       </w:r>
     </w:p>
     <w:p>
@@ -1193,8 +1273,14 @@
     </w:p>
     <w:p>
       <w:pPr>
-        <w:pStyle w:val="BlockText"/>
-      </w:pPr>
+        <w:pStyle w:val="BodyText"/>
+      </w:pPr>
+      <w:r>
+        <w:t xml:space="preserve">&gt;</w:t>
+      </w:r>
+      <w:r>
+        <w:t xml:space="preserve"> </w:t>
+      </w:r>
       <w:r>
         <w:rPr>
           <w:b/>
@@ -1202,13 +1288,17 @@
         </w:rPr>
         <w:t xml:space="preserve">Justificación — ¿Por qué mantener el registro de forma permanente</w:t>
       </w:r>
-    </w:p>
-    <w:p>
-      <w:pPr>
-        <w:pStyle w:val="BlockText"/>
-      </w:pPr>
-      <w:r>
-        <w:t xml:space="preserve">El registro de finalización es la evidencia de que un miembro consintió a una versión específica de las reglas en una fecha específica. Perderlo o editarlo haría imposible responder, meses o años después,</w:t>
+      <w:r>
+        <w:t xml:space="preserve"> </w:t>
+      </w:r>
+      <w:r>
+        <w:t xml:space="preserve">&gt;</w:t>
+      </w:r>
+      <w:r>
+        <w:t xml:space="preserve"> </w:t>
+      </w:r>
+      <w:r>
+        <w:t xml:space="preserve">&gt; El registro de finalización es la evidencia de que un miembro consintió a una versión específica de las reglas en una fecha específica. Perderlo o editarlo haría imposible responder, meses o años después,</w:t>
       </w:r>
       <w:r>
         <w:t xml:space="preserve"> </w:t>
@@ -1225,8 +1315,14 @@
     </w:p>
     <w:p>
       <w:pPr>
-        <w:pStyle w:val="BlockText"/>
-      </w:pPr>
+        <w:pStyle w:val="BodyText"/>
+      </w:pPr>
+      <w:r>
+        <w:t xml:space="preserve">&gt;</w:t>
+      </w:r>
+      <w:r>
+        <w:t xml:space="preserve"> </w:t>
+      </w:r>
       <w:r>
         <w:rPr>
           <w:b/>
@@ -1234,18 +1330,22 @@
         </w:rPr>
         <w:t xml:space="preserve">Instrucciones — Cómo completar esta sección</w:t>
       </w:r>
-    </w:p>
-    <w:p>
-      <w:pPr>
-        <w:pStyle w:val="BlockText"/>
-      </w:pPr>
-      <w:r>
-        <w:t xml:space="preserve">Indica dónde se guarda el registro de finalización, qué captura (marca de tiempo, versiones de artefactos consentidos) y la regla de retención.</w:t>
-      </w:r>
-    </w:p>
-    <w:p>
-      <w:pPr>
-        <w:pStyle w:val="FirstParagraph"/>
+      <w:r>
+        <w:t xml:space="preserve"> </w:t>
+      </w:r>
+      <w:r>
+        <w:t xml:space="preserve">&gt;</w:t>
+      </w:r>
+      <w:r>
+        <w:t xml:space="preserve"> </w:t>
+      </w:r>
+      <w:r>
+        <w:t xml:space="preserve">&gt; Indica dónde se guarda el registro de finalización, qué captura (marca de tiempo, versiones de artefactos consentidos) y la regla de retención.</w:t>
+      </w:r>
+    </w:p>
+    <w:p>
+      <w:pPr>
+        <w:pStyle w:val="BodyText"/>
       </w:pPr>
       <w:r>
         <w:rPr>
@@ -1289,6 +1389,9 @@
       </w:r>
       <w:r>
         <w:t xml:space="preserve"> </w:t>
+      </w:r>
+      <w:r>
+        <w:t xml:space="preserve">&lt;AAAA-MM-DD&gt;</w:t>
       </w:r>
     </w:p>
     <w:p>

--- a/static/downloads/es/docx/layer-1/onboarding-protocol.docx
+++ b/static/downloads/es/docx/layer-1/onboarding-protocol.docx
@@ -87,7 +87,7 @@
         <w:t xml:space="preserve"> </w:t>
       </w:r>
       <w:r>
-        <w:t xml:space="preserve">2026-07-07</w:t>
+        <w:t xml:space="preserve">2026-08-31</w:t>
       </w:r>
     </w:p>
     <w:p>
